--- a/assets/Ethan_Haskell_Resume.docx
+++ b/assets/Ethan_Haskell_Resume.docx
@@ -577,7 +577,7 @@
           <w:sz w:val="17"/>
           <w:szCs w:val="17"/>
         </w:rPr>
-        <w:t xml:space="preserve">Run a personal DNS server to monitor incoming network traffic and block unwanted applications at the network level; configured firewall rules and secure remote access via WireGuard VPN.</w:t>
+        <w:t xml:space="preserve">Run a personal DNS server to monitor incoming network traffic and block unwanted applications at the network level, backed by custom firewall rules.</w:t>
       </w:r>
     </w:p>
     <w:p>
@@ -647,7 +647,7 @@
           <w:sz w:val="19"/>
           <w:szCs w:val="19"/>
         </w:rPr>
-        <w:t xml:space="preserve">Mock Supercomputer / Virtual Cluster Build</w:t>
+        <w:t xml:space="preserve">Hybrid Identity, Cloud Infrastructure &amp; Disaster Recovery Lab | Azure, Windows Server 2022, AD</w:t>
       </w:r>
     </w:p>
     <w:p>
@@ -666,7 +666,7 @@
           <w:sz w:val="17"/>
           <w:szCs w:val="17"/>
         </w:rPr>
-        <w:t xml:space="preserve">Built a 6-node Raspberry Pi cluster wired over a dedicated switch, configured to emulate a small HPC environment with static IP addressing and SSH-based cluster management.</w:t>
+        <w:t xml:space="preserve">Designed a segmented Azure network with an IP-restricted jumpbox, private domain controller, and NAT Gateway; built an AD forest, joined VMs to the domain, and synced users to Microsoft Entra ID with Entra Connect.</w:t>
       </w:r>
     </w:p>
     <w:p>
@@ -685,7 +685,26 @@
           <w:sz w:val="17"/>
           <w:szCs w:val="17"/>
         </w:rPr>
-        <w:t xml:space="preserve">Diagnosed connectivity and configuration issues across the networked systems, from physical cabling to service-level configuration.</w:t>
+        <w:t xml:space="preserve">Built an AD CS Enterprise Root CA with Group Policy auto-enrollment and NPS/RADIUS with EAP-TLS, verified end to end in NPS audit logs; configured Azure File Sync with cloud tiering.</w:t>
+      </w:r>
+    </w:p>
+    <w:p>
+      <w:pPr>
+        <w:pStyle w:val="ListParagraph"/>
+        <w:numPr>
+          <w:ilvl w:val="0"/>
+          <w:numId w:val="1"/>
+        </w:numPr>
+        <w:spacing w:after="11"/>
+      </w:pPr>
+      <w:r>
+        <w:rPr>
+          <w:rFonts w:ascii="IBM Plex Sans" w:cs="IBM Plex Sans" w:eastAsia="IBM Plex Sans" w:hAnsi="IBM Plex Sans"/>
+          <w:color w:val="23262B"/>
+          <w:sz w:val="17"/>
+          <w:szCs w:val="17"/>
+        </w:rPr>
+        <w:t xml:space="preserve">Implemented Azure Backup and Azure Site Recovery with a cross-region test failover; resolved Azure Policy, SKU, and quota blockers with Azure CLI.</w:t>
       </w:r>
     </w:p>
     <w:p>

--- a/assets/Ethan_Haskell_Resume.docx
+++ b/assets/Ethan_Haskell_Resume.docx
@@ -199,7 +199,7 @@
           <w:sz w:val="17"/>
           <w:szCs w:val="17"/>
         </w:rPr>
-        <w:t xml:space="preserve">Cybersecurity student at Bowie State University with hands-on experience across enterprise network administration, workstation support, and self-hosted server environments, currently working to complete the CompTIA Network+ and Security+ certifications. Experienced working directly with non-technical staff and end users to resolve issues and document solutions through IT internships with the Supreme Court of the United States and the City of Baltimore. Eagle Scout known for reliability, professionalism, and clear communication.</w:t>
+        <w:t xml:space="preserve">Networking infrastructure student with a focus in cybersecurity at Bowie State University, with hands-on experience in enterprise network administration, workstation support, and self-hosted servers; pursuing CompTIA Network+ and Security+. Experienced resolving issues for non-technical staff and end users through IT internships with the Supreme Court of the United States and the City of Baltimore. Eagle Scout known for reliability, professionalism, and clear communication.</w:t>
       </w:r>
     </w:p>
     <w:p>
@@ -262,7 +262,7 @@
                 <w:sz w:val="19"/>
                 <w:szCs w:val="19"/>
               </w:rPr>
-              <w:t xml:space="preserve">B.S. Computer Technology in Cybersecurity — Bowie State University, Maryland</w:t>
+              <w:t xml:space="preserve">B.S. Networking Infrastructure, Focus in Cybersecurity — Bowie State University</w:t>
             </w:r>
           </w:p>
         </w:tc>
@@ -870,26 +870,7 @@
           <w:sz w:val="17"/>
           <w:szCs w:val="17"/>
         </w:rPr>
-        <w:t xml:space="preserve">Tracked and resolved issues through IT ticketing systems, following documentation standards for hardware deployments and support requests.</w:t>
-      </w:r>
-    </w:p>
-    <w:p>
-      <w:pPr>
-        <w:pStyle w:val="ListParagraph"/>
-        <w:numPr>
-          <w:ilvl w:val="0"/>
-          <w:numId w:val="1"/>
-        </w:numPr>
-        <w:spacing w:after="11"/>
-      </w:pPr>
-      <w:r>
-        <w:rPr>
-          <w:rFonts w:ascii="IBM Plex Sans" w:cs="IBM Plex Sans" w:eastAsia="IBM Plex Sans" w:hAnsi="IBM Plex Sans"/>
-          <w:color w:val="23262B"/>
-          <w:sz w:val="17"/>
-          <w:szCs w:val="17"/>
-        </w:rPr>
-        <w:t xml:space="preserve">Applied customer service best practices while balancing network administration duties with hands-on workstation support.</w:t>
+        <w:t xml:space="preserve">Tracked and resolved issues through IT ticketing systems, applying customer service best practices and following documentation standards for hardware deployments and support requests.</w:t>
       </w:r>
     </w:p>
     <w:tbl>

--- a/assets/Ethan_Haskell_Resume.docx
+++ b/assets/Ethan_Haskell_Resume.docx
@@ -199,7 +199,7 @@
           <w:sz w:val="17"/>
           <w:szCs w:val="17"/>
         </w:rPr>
-        <w:t xml:space="preserve">Networking infrastructure student with a focus in cybersecurity at Bowie State University, with hands-on experience in enterprise network administration, workstation support, and self-hosted servers; pursuing CompTIA Network+ and Security+. Experienced resolving issues for non-technical staff and end users through IT internships with the Supreme Court of the United States and the City of Baltimore. Eagle Scout known for reliability, professionalism, and clear communication.</w:t>
+        <w:t xml:space="preserve">Networking infrastructure student with a focus in cybersecurity at Bowie State University, with hands-on experience in enterprise network administration, workstation support, and self-hosted servers; pursuing the Cisco CCNA (target Jan. 2027) and CompTIA Network+ and Security+. Experienced resolving issues for non-technical staff and end users through IT internships with the Supreme Court of the United States and the City of Baltimore. Eagle Scout known for reliability, professionalism, and clear communication.</w:t>
       </w:r>
     </w:p>
     <w:p>
@@ -358,7 +358,7 @@
           <w:sz w:val="18"/>
           <w:szCs w:val="18"/>
         </w:rPr>
-        <w:t xml:space="preserve">CompTIA Network+ and Security+ — in progress</w:t>
+        <w:t xml:space="preserve">Cisco Certified Network Associate (CCNA) — target Jan. 2027  |  CompTIA Network+ and Security+ — in progress</w:t>
       </w:r>
     </w:p>
     <w:p>
